--- a/CV_PS.docx
+++ b/CV_PS.docx
@@ -21,7 +21,7 @@
           <w:szCs w:val="60"/>
         </w:rPr>
         <w:drawing>
-          <wp:anchor distT="0" distB="0" distL="114300" distR="114300" simplePos="0" relativeHeight="251658240" behindDoc="0" locked="0" layoutInCell="1" allowOverlap="1" wp14:anchorId="41410ACF" wp14:editId="72491982">
+          <wp:anchor distT="0" distB="0" distL="114300" distR="114300" simplePos="0" relativeHeight="251658240" behindDoc="0" locked="0" layoutInCell="1" allowOverlap="1" wp14:anchorId="41410ACF" wp14:editId="0B48E367">
             <wp:simplePos x="0" y="0"/>
             <wp:positionH relativeFrom="page">
               <wp:posOffset>5844209</wp:posOffset>
@@ -104,7 +104,6 @@
           <w:rFonts w:ascii="Abadi" w:hAnsi="Abadi" w:cs="Calibri"/>
           <w:sz w:val="22"/>
           <w:szCs w:val="22"/>
-          <w:lang w:val="en-US"/>
         </w:rPr>
       </w:pPr>
       <w:hyperlink r:id="rId8" w:history="1">
@@ -115,7 +114,6 @@
             <w:color w:val="890A0A" w:themeColor="accent1" w:themeShade="BF"/>
             <w:sz w:val="22"/>
             <w:szCs w:val="22"/>
-            <w:lang w:val="en-US"/>
           </w:rPr>
           <w:t>https://patriciaschultze.de</w:t>
         </w:r>
@@ -125,7 +123,6 @@
           <w:rFonts w:ascii="Abadi" w:hAnsi="Abadi" w:cs="Calibri"/>
           <w:sz w:val="22"/>
           <w:szCs w:val="22"/>
-          <w:lang w:val="en-US"/>
         </w:rPr>
         <w:t xml:space="preserve"> | patricia.schultze@gmx.de </w:t>
       </w:r>
@@ -134,7 +131,6 @@
           <w:rFonts w:ascii="Abadi" w:hAnsi="Abadi" w:cs="Calibri"/>
           <w:sz w:val="22"/>
           <w:szCs w:val="22"/>
-          <w:lang w:val="en-US"/>
         </w:rPr>
         <w:br/>
       </w:r>
@@ -143,7 +139,6 @@
           <w:rFonts w:ascii="Abadi" w:hAnsi="Abadi" w:cs="Calibri"/>
           <w:sz w:val="22"/>
           <w:szCs w:val="22"/>
-          <w:lang w:val="en-US"/>
         </w:rPr>
         <w:t>Berlin</w:t>
       </w:r>
@@ -152,7 +147,6 @@
           <w:rFonts w:ascii="Abadi" w:hAnsi="Abadi" w:cs="Calibri"/>
           <w:sz w:val="22"/>
           <w:szCs w:val="22"/>
-          <w:lang w:val="en-US"/>
         </w:rPr>
         <w:t xml:space="preserve"> </w:t>
       </w:r>
@@ -161,7 +155,6 @@
           <w:rFonts w:ascii="Abadi" w:hAnsi="Abadi" w:cs="Calibri"/>
           <w:sz w:val="22"/>
           <w:szCs w:val="22"/>
-          <w:lang w:val="en-US"/>
         </w:rPr>
         <w:t xml:space="preserve">| (+49) 0176 31285050 | </w:t>
       </w:r>
@@ -170,7 +163,6 @@
           <w:rFonts w:ascii="Abadi" w:hAnsi="Abadi" w:cs="Calibri"/>
           <w:sz w:val="22"/>
           <w:szCs w:val="22"/>
-          <w:lang w:val="en-US"/>
         </w:rPr>
         <w:t>19.06.2002</w:t>
       </w:r>
@@ -202,8 +194,8 @@
       <w:pPr>
         <w:rPr>
           <w:rFonts w:ascii="Abadi" w:hAnsi="Abadi"/>
-          <w:sz w:val="20"/>
-          <w:szCs w:val="20"/>
+          <w:sz w:val="10"/>
+          <w:szCs w:val="10"/>
           <w:lang w:val="en-CA"/>
         </w:rPr>
       </w:pPr>
@@ -211,8 +203,16 @@
     <w:p>
       <w:pPr>
         <w:pStyle w:val="berschrift"/>
+        <w:rPr>
+          <w:sz w:val="34"/>
+          <w:szCs w:val="34"/>
+        </w:rPr>
       </w:pPr>
       <w:r>
+        <w:rPr>
+          <w:sz w:val="34"/>
+          <w:szCs w:val="34"/>
+        </w:rPr>
         <w:t>EDUCATION</w:t>
       </w:r>
     </w:p>
@@ -242,7 +242,7 @@
         <w:trPr>
           <w:gridBefore w:val="1"/>
           <w:wBefore w:w="425" w:type="dxa"/>
-          <w:trHeight w:val="1106"/>
+          <w:trHeight w:val="885"/>
         </w:trPr>
         <w:tc>
           <w:tcPr>
@@ -260,14 +260,62 @@
               </w:rPr>
             </w:pPr>
             <w:r>
+              <w:rPr>
+                <w:rFonts w:ascii="Abadi" w:hAnsi="Abadi" w:cs="Calibri"/>
+                <w:color w:val="000000" w:themeColor="text1"/>
+                <w:sz w:val="20"/>
+                <w:szCs w:val="20"/>
+              </w:rPr>
+              <w:t>MAY 2026</w:t>
+            </w:r>
+          </w:p>
+          <w:p>
+            <w:r>
+              <w:rPr>
+                <w:rFonts w:ascii="Abadi" w:hAnsi="Abadi" w:cs="Calibri"/>
+                <w:color w:val="000000" w:themeColor="text1"/>
+                <w:sz w:val="20"/>
+                <w:szCs w:val="20"/>
+              </w:rPr>
+              <w:t xml:space="preserve">– </w:t>
+            </w:r>
+            <w:r>
+              <w:rPr>
+                <w:rFonts w:ascii="Abadi" w:hAnsi="Abadi" w:cs="Calibri"/>
+                <w:color w:val="000000" w:themeColor="text1"/>
+                <w:sz w:val="20"/>
+                <w:szCs w:val="20"/>
+              </w:rPr>
+              <w:t>est. 2028</w:t>
+            </w:r>
+          </w:p>
+        </w:tc>
+        <w:tc>
+          <w:tcPr>
+            <w:tcW w:w="567" w:type="dxa"/>
+          </w:tcPr>
+          <w:p>
+            <w:pPr>
+              <w:rPr>
+                <w:rFonts w:ascii="Abadi" w:hAnsi="Abadi"/>
+                <w:color w:val="000000" w:themeColor="text1"/>
+                <w:sz w:val="28"/>
+                <w:szCs w:val="28"/>
+                <w:lang w:val="en-CA"/>
+              </w:rPr>
+            </w:pPr>
+            <w:r>
+              <w:rPr>
+                <w:noProof/>
+              </w:rPr>
               <w:drawing>
-                <wp:anchor distT="0" distB="0" distL="114300" distR="114300" simplePos="0" relativeHeight="251659264" behindDoc="0" locked="0" layoutInCell="1" allowOverlap="1" wp14:anchorId="00C32F6E" wp14:editId="2A23CECA">
+                <wp:anchor distT="0" distB="0" distL="114300" distR="114300" simplePos="0" relativeHeight="251661312" behindDoc="0" locked="0" layoutInCell="1" allowOverlap="1" wp14:anchorId="00C32F6E" wp14:editId="3F3C7D4C">
                   <wp:simplePos x="0" y="0"/>
                   <wp:positionH relativeFrom="column">
-                    <wp:posOffset>1174115</wp:posOffset>
+                    <wp:posOffset>-61116</wp:posOffset>
                   </wp:positionH>
                   <wp:positionV relativeFrom="paragraph">
-                    <wp:posOffset>87630</wp:posOffset>
+                    <wp:posOffset>38484</wp:posOffset>
                   </wp:positionV>
                   <wp:extent cx="314325" cy="3381375"/>
                   <wp:effectExtent l="0" t="0" r="9525" b="9525"/>
@@ -313,105 +361,6 @@
                 </wp:anchor>
               </w:drawing>
             </w:r>
-            <w:r>
-              <w:rPr>
-                <w:rFonts w:ascii="Abadi" w:hAnsi="Abadi" w:cs="Calibri"/>
-                <w:color w:val="000000" w:themeColor="text1"/>
-                <w:sz w:val="20"/>
-                <w:szCs w:val="20"/>
-              </w:rPr>
-              <w:t>OCTOBER</w:t>
-            </w:r>
-            <w:r>
-              <w:rPr>
-                <w:rFonts w:ascii="Abadi" w:hAnsi="Abadi" w:cs="Calibri"/>
-                <w:color w:val="000000" w:themeColor="text1"/>
-                <w:sz w:val="20"/>
-                <w:szCs w:val="20"/>
-              </w:rPr>
-              <w:t xml:space="preserve"> </w:t>
-            </w:r>
-            <w:r>
-              <w:rPr>
-                <w:rFonts w:ascii="Abadi" w:hAnsi="Abadi" w:cs="Calibri"/>
-                <w:color w:val="000000" w:themeColor="text1"/>
-                <w:sz w:val="20"/>
-                <w:szCs w:val="20"/>
-              </w:rPr>
-              <w:t xml:space="preserve">2022 </w:t>
-            </w:r>
-            <w:r>
-              <w:rPr>
-                <w:rFonts w:ascii="Abadi" w:hAnsi="Abadi" w:cs="Calibri"/>
-                <w:color w:val="000000" w:themeColor="text1"/>
-                <w:sz w:val="20"/>
-                <w:szCs w:val="20"/>
-              </w:rPr>
-              <w:br/>
-            </w:r>
-            <w:r>
-              <w:rPr>
-                <w:rFonts w:ascii="Abadi" w:hAnsi="Abadi" w:cs="Calibri"/>
-                <w:color w:val="000000" w:themeColor="text1"/>
-                <w:sz w:val="20"/>
-                <w:szCs w:val="20"/>
-              </w:rPr>
-              <w:t xml:space="preserve">– </w:t>
-            </w:r>
-            <w:r>
-              <w:rPr>
-                <w:rFonts w:ascii="Abadi" w:hAnsi="Abadi" w:cs="Calibri"/>
-                <w:color w:val="000000" w:themeColor="text1"/>
-                <w:sz w:val="20"/>
-                <w:szCs w:val="20"/>
-              </w:rPr>
-              <w:t xml:space="preserve">APRIL </w:t>
-            </w:r>
-            <w:r>
-              <w:rPr>
-                <w:rFonts w:ascii="Abadi" w:hAnsi="Abadi" w:cs="Calibri"/>
-                <w:color w:val="000000" w:themeColor="text1"/>
-                <w:sz w:val="20"/>
-                <w:szCs w:val="20"/>
-              </w:rPr>
-              <w:t xml:space="preserve"> </w:t>
-            </w:r>
-            <w:r>
-              <w:rPr>
-                <w:rFonts w:ascii="Abadi" w:hAnsi="Abadi" w:cs="Calibri"/>
-                <w:color w:val="000000" w:themeColor="text1"/>
-                <w:sz w:val="20"/>
-                <w:szCs w:val="20"/>
-              </w:rPr>
-              <w:t>2026</w:t>
-            </w:r>
-          </w:p>
-          <w:p>
-            <w:pPr>
-              <w:rPr>
-                <w:rFonts w:ascii="Abadi" w:hAnsi="Abadi"/>
-                <w:color w:val="000000" w:themeColor="text1"/>
-                <w:sz w:val="20"/>
-                <w:szCs w:val="20"/>
-                <w:lang w:val="en-CA"/>
-              </w:rPr>
-            </w:pPr>
-          </w:p>
-        </w:tc>
-        <w:tc>
-          <w:tcPr>
-            <w:tcW w:w="567" w:type="dxa"/>
-          </w:tcPr>
-          <w:p>
-            <w:pPr>
-              <w:rPr>
-                <w:rFonts w:ascii="Abadi" w:hAnsi="Abadi"/>
-                <w:color w:val="000000" w:themeColor="text1"/>
-                <w:sz w:val="28"/>
-                <w:szCs w:val="28"/>
-                <w:lang w:val="en-CA"/>
-              </w:rPr>
-            </w:pPr>
           </w:p>
         </w:tc>
         <w:tc>
@@ -422,14 +371,32 @@
           <w:p>
             <w:pPr>
               <w:pStyle w:val="Lebensabschnitt"/>
-            </w:pPr>
-            <w:r>
-              <w:t xml:space="preserve">Game Design Studies, </w:t>
-            </w:r>
-            <w:r>
-              <w:t>mdh</w:t>
-            </w:r>
-            <w:r>
+              <w:rPr>
+                <w:lang w:val="en-US"/>
+              </w:rPr>
+            </w:pPr>
+            <w:r>
+              <w:rPr>
+                <w:lang w:val="en-US"/>
+              </w:rPr>
+              <w:t>Informatic</w:t>
+            </w:r>
+            <w:r>
+              <w:rPr>
+                <w:lang w:val="en-US"/>
+              </w:rPr>
+              <w:t xml:space="preserve"> Studies, </w:t>
+            </w:r>
+            <w:r>
+              <w:rPr>
+                <w:lang w:val="en-US"/>
+              </w:rPr>
+              <w:t>TU</w:t>
+            </w:r>
+            <w:r>
+              <w:rPr>
+                <w:lang w:val="en-US"/>
+              </w:rPr>
               <w:t xml:space="preserve"> Berlin</w:t>
             </w:r>
           </w:p>
@@ -437,15 +404,172 @@
             <w:pPr>
               <w:pStyle w:val="LebensabschnittText"/>
               <w:rPr>
-                <w:sz w:val="28"/>
-                <w:szCs w:val="28"/>
-              </w:rPr>
-            </w:pPr>
-            <w:r>
-              <w:t xml:space="preserve">Pursuing the Bachelor of Science with a degree in Game Design as a </w:t>
-            </w:r>
-            <w:r>
-              <w:t>Programmer</w:t>
+                <w:szCs w:val="20"/>
+              </w:rPr>
+            </w:pPr>
+            <w:r>
+              <w:rPr>
+                <w:szCs w:val="20"/>
+              </w:rPr>
+              <w:t>Pursuing the Master</w:t>
+            </w:r>
+            <w:r>
+              <w:rPr>
+                <w:szCs w:val="20"/>
+              </w:rPr>
+              <w:t xml:space="preserve"> of Science </w:t>
+            </w:r>
+          </w:p>
+        </w:tc>
+      </w:tr>
+      <w:tr>
+        <w:trPr>
+          <w:gridBefore w:val="1"/>
+          <w:wBefore w:w="425" w:type="dxa"/>
+          <w:trHeight w:val="885"/>
+        </w:trPr>
+        <w:tc>
+          <w:tcPr>
+            <w:tcW w:w="1986" w:type="dxa"/>
+          </w:tcPr>
+          <w:p>
+            <w:pPr>
+              <w:pStyle w:val="berschrift3"/>
+              <w:outlineLvl w:val="2"/>
+              <w:rPr>
+                <w:rFonts w:ascii="Abadi" w:hAnsi="Abadi" w:cs="Calibri"/>
+                <w:color w:val="000000" w:themeColor="text1"/>
+                <w:sz w:val="20"/>
+                <w:szCs w:val="20"/>
+              </w:rPr>
+            </w:pPr>
+            <w:r>
+              <w:rPr>
+                <w:rFonts w:ascii="Abadi" w:hAnsi="Abadi" w:cs="Calibri"/>
+                <w:color w:val="000000" w:themeColor="text1"/>
+                <w:sz w:val="20"/>
+                <w:szCs w:val="20"/>
+              </w:rPr>
+              <w:t>OCTOBER</w:t>
+            </w:r>
+            <w:r>
+              <w:rPr>
+                <w:rFonts w:ascii="Abadi" w:hAnsi="Abadi" w:cs="Calibri"/>
+                <w:color w:val="000000" w:themeColor="text1"/>
+                <w:sz w:val="20"/>
+                <w:szCs w:val="20"/>
+              </w:rPr>
+              <w:t xml:space="preserve"> </w:t>
+            </w:r>
+            <w:r>
+              <w:rPr>
+                <w:rFonts w:ascii="Abadi" w:hAnsi="Abadi" w:cs="Calibri"/>
+                <w:color w:val="000000" w:themeColor="text1"/>
+                <w:sz w:val="20"/>
+                <w:szCs w:val="20"/>
+              </w:rPr>
+              <w:t xml:space="preserve">2022 </w:t>
+            </w:r>
+            <w:r>
+              <w:rPr>
+                <w:rFonts w:ascii="Abadi" w:hAnsi="Abadi" w:cs="Calibri"/>
+                <w:color w:val="000000" w:themeColor="text1"/>
+                <w:sz w:val="20"/>
+                <w:szCs w:val="20"/>
+              </w:rPr>
+              <w:br/>
+            </w:r>
+            <w:r>
+              <w:rPr>
+                <w:rFonts w:ascii="Abadi" w:hAnsi="Abadi" w:cs="Calibri"/>
+                <w:color w:val="000000" w:themeColor="text1"/>
+                <w:sz w:val="20"/>
+                <w:szCs w:val="20"/>
+              </w:rPr>
+              <w:t xml:space="preserve">– </w:t>
+            </w:r>
+            <w:r>
+              <w:rPr>
+                <w:rFonts w:ascii="Abadi" w:hAnsi="Abadi" w:cs="Calibri"/>
+                <w:color w:val="000000" w:themeColor="text1"/>
+                <w:sz w:val="20"/>
+                <w:szCs w:val="20"/>
+              </w:rPr>
+              <w:t>May</w:t>
+            </w:r>
+            <w:r>
+              <w:rPr>
+                <w:rFonts w:ascii="Abadi" w:hAnsi="Abadi" w:cs="Calibri"/>
+                <w:color w:val="000000" w:themeColor="text1"/>
+                <w:sz w:val="20"/>
+                <w:szCs w:val="20"/>
+              </w:rPr>
+              <w:t xml:space="preserve"> </w:t>
+            </w:r>
+            <w:r>
+              <w:rPr>
+                <w:rFonts w:ascii="Abadi" w:hAnsi="Abadi" w:cs="Calibri"/>
+                <w:color w:val="000000" w:themeColor="text1"/>
+                <w:sz w:val="20"/>
+                <w:szCs w:val="20"/>
+              </w:rPr>
+              <w:t>2026</w:t>
+            </w:r>
+          </w:p>
+        </w:tc>
+        <w:tc>
+          <w:tcPr>
+            <w:tcW w:w="567" w:type="dxa"/>
+          </w:tcPr>
+          <w:p>
+            <w:pPr>
+              <w:rPr>
+                <w:noProof/>
+              </w:rPr>
+            </w:pPr>
+          </w:p>
+        </w:tc>
+        <w:tc>
+          <w:tcPr>
+            <w:tcW w:w="7512" w:type="dxa"/>
+            <w:gridSpan w:val="2"/>
+          </w:tcPr>
+          <w:p>
+            <w:pPr>
+              <w:pStyle w:val="Lebensabschnitt"/>
+              <w:rPr>
+                <w:lang w:val="en-US"/>
+              </w:rPr>
+            </w:pPr>
+            <w:r>
+              <w:rPr>
+                <w:lang w:val="en-US"/>
+              </w:rPr>
+              <w:t>Game Design Studies, mdh Berlin</w:t>
+            </w:r>
+          </w:p>
+          <w:p>
+            <w:pPr>
+              <w:pStyle w:val="Lebensabschnitt"/>
+              <w:rPr>
+                <w:sz w:val="20"/>
+                <w:szCs w:val="20"/>
+                <w:lang w:val="en-US"/>
+              </w:rPr>
+            </w:pPr>
+            <w:r>
+              <w:rPr>
+                <w:sz w:val="20"/>
+                <w:szCs w:val="20"/>
+              </w:rPr>
+              <w:t>Bachelor of Science with a degree in Game Design as a Programmer</w:t>
+            </w:r>
+            <w:r>
+              <w:rPr>
+                <w:sz w:val="20"/>
+                <w:szCs w:val="20"/>
+              </w:rPr>
+              <w:t>, 1,7</w:t>
             </w:r>
           </w:p>
         </w:tc>
@@ -541,16 +665,7 @@
                 <w:sz w:val="20"/>
                 <w:szCs w:val="20"/>
               </w:rPr>
-              <w:t xml:space="preserve">March </w:t>
-            </w:r>
-            <w:r>
-              <w:rPr>
-                <w:rFonts w:ascii="Abadi" w:hAnsi="Abadi" w:cs="Calibri"/>
-                <w:color w:val="000000" w:themeColor="text1"/>
-                <w:sz w:val="20"/>
-                <w:szCs w:val="20"/>
-              </w:rPr>
-              <w:t>2025</w:t>
+              <w:t>March 2025</w:t>
             </w:r>
           </w:p>
           <w:p>
@@ -610,13 +725,7 @@
               <w:pStyle w:val="LebensabschnittText"/>
             </w:pPr>
             <w:r>
-              <w:t xml:space="preserve">Programming </w:t>
-            </w:r>
-            <w:r>
-              <w:t>for</w:t>
-            </w:r>
-            <w:r>
-              <w:t xml:space="preserve"> the Game “Selina: Mind at Large” </w:t>
+              <w:t xml:space="preserve">Programming for the Game “Selina: Mind at Large” </w:t>
             </w:r>
           </w:p>
         </w:tc>
@@ -836,22 +945,10 @@
               <w:rPr>
                 <w:lang w:val="en-US"/>
               </w:rPr>
-              <w:t>Graduation: Abitur, 1,6</w:t>
-            </w:r>
-            <w:r>
-              <w:rPr>
-                <w:lang w:val="en-US"/>
-              </w:rPr>
-              <w:t xml:space="preserve">; </w:t>
-            </w:r>
-            <w:r>
-              <w:t xml:space="preserve">Main </w:t>
-            </w:r>
-            <w:r>
-              <w:t>Subjects</w:t>
-            </w:r>
-            <w:r>
-              <w:t>: English, Biology</w:t>
+              <w:t xml:space="preserve">Graduation: Abitur, 1,6; </w:t>
+            </w:r>
+            <w:r>
+              <w:t>Main Subjects: English, Biology</w:t>
             </w:r>
           </w:p>
         </w:tc>
@@ -860,7 +957,7 @@
         <w:trPr>
           <w:gridBefore w:val="1"/>
           <w:wBefore w:w="425" w:type="dxa"/>
-          <w:trHeight w:val="1588"/>
+          <w:trHeight w:val="1361"/>
         </w:trPr>
         <w:tc>
           <w:tcPr>
@@ -1000,10 +1097,16 @@
             <w:pPr>
               <w:pStyle w:val="berschrift"/>
               <w:rPr>
+                <w:sz w:val="34"/>
+                <w:szCs w:val="34"/>
                 <w:lang w:val="en-US"/>
               </w:rPr>
             </w:pPr>
             <w:r>
+              <w:rPr>
+                <w:sz w:val="34"/>
+                <w:szCs w:val="34"/>
+              </w:rPr>
               <w:t>Projects</w:t>
             </w:r>
           </w:p>
@@ -1078,16 +1181,7 @@
                 <w:szCs w:val="28"/>
                 <w:lang w:val="en-US"/>
               </w:rPr>
-              <w:t xml:space="preserve">   </w:t>
-            </w:r>
-            <w:r>
-              <w:rPr>
-                <w:rFonts w:ascii="Abadi" w:hAnsi="Abadi"/>
-                <w:sz w:val="28"/>
-                <w:szCs w:val="28"/>
-                <w:lang w:val="en-US"/>
-              </w:rPr>
-              <w:t xml:space="preserve">  </w:t>
+              <w:t xml:space="preserve">     </w:t>
             </w:r>
             <w:hyperlink r:id="rId11" w:history="1">
               <w:r>
@@ -1191,83 +1285,27 @@
                 <w:rFonts w:ascii="Abadi" w:hAnsi="Abadi"/>
                 <w:lang w:val="en-CA"/>
               </w:rPr>
-              <w:t xml:space="preserve"> </w:t>
+              <w:t xml:space="preserve">       Fishing Adventure Dungeon Crawler      </w:t>
             </w:r>
             <w:r>
               <w:rPr>
                 <w:rFonts w:ascii="Abadi" w:hAnsi="Abadi"/>
                 <w:lang w:val="en-CA"/>
               </w:rPr>
-              <w:t xml:space="preserve">  </w:t>
+              <w:t xml:space="preserve">Co-op </w:t>
             </w:r>
             <w:r>
               <w:rPr>
                 <w:rFonts w:ascii="Abadi" w:hAnsi="Abadi"/>
                 <w:lang w:val="en-CA"/>
               </w:rPr>
-              <w:t xml:space="preserve"> </w:t>
+              <w:t>3</w:t>
             </w:r>
             <w:r>
               <w:rPr>
                 <w:rFonts w:ascii="Abadi" w:hAnsi="Abadi"/>
                 <w:lang w:val="en-CA"/>
               </w:rPr>
-              <w:t xml:space="preserve"> </w:t>
-            </w:r>
-            <w:r>
-              <w:rPr>
-                <w:rFonts w:ascii="Abadi" w:hAnsi="Abadi"/>
-                <w:lang w:val="en-CA"/>
-              </w:rPr>
-              <w:t xml:space="preserve">  Fishing Adventure Dungeon Crawler</w:t>
-            </w:r>
-            <w:r>
-              <w:rPr>
-                <w:rFonts w:ascii="Abadi" w:hAnsi="Abadi"/>
-                <w:lang w:val="en-CA"/>
-              </w:rPr>
-              <w:t xml:space="preserve">  </w:t>
-            </w:r>
-            <w:r>
-              <w:rPr>
-                <w:rFonts w:ascii="Abadi" w:hAnsi="Abadi"/>
-                <w:lang w:val="en-CA"/>
-              </w:rPr>
-              <w:t xml:space="preserve">  </w:t>
-            </w:r>
-            <w:r>
-              <w:rPr>
-                <w:rFonts w:ascii="Abadi" w:hAnsi="Abadi"/>
-                <w:lang w:val="en-CA"/>
-              </w:rPr>
-              <w:t xml:space="preserve"> </w:t>
-            </w:r>
-            <w:r>
-              <w:rPr>
-                <w:rFonts w:ascii="Abadi" w:hAnsi="Abadi"/>
-                <w:lang w:val="en-CA"/>
-              </w:rPr>
-              <w:t xml:space="preserve"> </w:t>
-            </w:r>
-            <w:r>
-              <w:rPr>
-                <w:rFonts w:ascii="Abadi" w:hAnsi="Abadi"/>
-                <w:lang w:val="en-CA"/>
-              </w:rPr>
-              <w:t xml:space="preserve">Co-op </w:t>
-            </w:r>
-            <w:r>
-              <w:rPr>
-                <w:rFonts w:ascii="Abadi" w:hAnsi="Abadi"/>
-                <w:lang w:val="en-CA"/>
-              </w:rPr>
-              <w:t>3</w:t>
-            </w:r>
-            <w:r>
-              <w:rPr>
-                <w:rFonts w:ascii="Abadi" w:hAnsi="Abadi"/>
-                <w:lang w:val="en-CA"/>
-              </w:rPr>
               <w:t>D jump and run game</w:t>
             </w:r>
           </w:p>
@@ -1324,21 +1362,7 @@
                 <w:rFonts w:ascii="Abadi" w:hAnsi="Abadi"/>
                 <w:lang w:val="en-US"/>
               </w:rPr>
-              <w:t xml:space="preserve">d            Unity - Producer, Programmer         </w:t>
-            </w:r>
-            <w:r>
-              <w:rPr>
-                <w:rFonts w:ascii="Abadi" w:hAnsi="Abadi"/>
-                <w:lang w:val="en-US"/>
-              </w:rPr>
-              <w:t xml:space="preserve"> </w:t>
-            </w:r>
-            <w:r>
-              <w:rPr>
-                <w:rFonts w:ascii="Abadi" w:hAnsi="Abadi"/>
-                <w:lang w:val="en-US"/>
-              </w:rPr>
-              <w:t>Unreal - Producer, Programmer</w:t>
+              <w:t>d                       Unity - Producer                  Unreal - Producer, Programmer</w:t>
             </w:r>
           </w:p>
         </w:tc>
@@ -1360,8 +1384,16 @@
           <w:p>
             <w:pPr>
               <w:pStyle w:val="berschrift"/>
-            </w:pPr>
-            <w:r>
+              <w:rPr>
+                <w:sz w:val="34"/>
+                <w:szCs w:val="34"/>
+              </w:rPr>
+            </w:pPr>
+            <w:r>
+              <w:rPr>
+                <w:sz w:val="34"/>
+                <w:szCs w:val="34"/>
+              </w:rPr>
               <w:t>SKILLS</w:t>
             </w:r>
           </w:p>
@@ -1373,20 +1405,18 @@
           <w:p>
             <w:pPr>
               <w:pStyle w:val="berschrift"/>
-            </w:pPr>
-            <w:r>
+              <w:rPr>
+                <w:sz w:val="34"/>
+                <w:szCs w:val="34"/>
+              </w:rPr>
+            </w:pPr>
+            <w:r>
+              <w:rPr>
+                <w:sz w:val="34"/>
+                <w:szCs w:val="34"/>
+              </w:rPr>
               <w:t>WORK EXPERIENCE</w:t>
             </w:r>
-          </w:p>
-          <w:p>
-            <w:pPr>
-              <w:rPr>
-                <w:rFonts w:ascii="Abadi" w:hAnsi="Abadi"/>
-                <w:sz w:val="28"/>
-                <w:szCs w:val="28"/>
-                <w:lang w:val="en-CA"/>
-              </w:rPr>
-            </w:pPr>
           </w:p>
         </w:tc>
       </w:tr>
@@ -1395,7 +1425,7 @@
           <w:tblLook w:val="04A0" w:firstRow="1" w:lastRow="0" w:firstColumn="1" w:lastColumn="0" w:noHBand="0" w:noVBand="1"/>
         </w:tblPrEx>
         <w:trPr>
-          <w:trHeight w:val="2310"/>
+          <w:trHeight w:val="2100"/>
         </w:trPr>
         <w:tc>
           <w:tcPr>
@@ -1405,9 +1435,13 @@
           <w:p>
             <w:pPr>
               <w:pStyle w:val="Text"/>
-            </w:pPr>
-            <w:r>
-              <w:rPr>
+              <w:rPr>
+                <w:u w:val="none"/>
+              </w:rPr>
+            </w:pPr>
+            <w:r>
+              <w:rPr>
+                <w:u w:val="none"/>
                 <w:lang w:eastAsia="en-CA"/>
               </w:rPr>
               <w:t>English (fluent), German (native), Spanish (basics), Latin (</w:t>
@@ -1415,6 +1449,7 @@
             <w:proofErr w:type="spellStart"/>
             <w:r>
               <w:rPr>
+                <w:u w:val="none"/>
                 <w:lang w:eastAsia="en-CA"/>
               </w:rPr>
               <w:t>Latinum</w:t>
@@ -1422,6 +1457,7 @@
             <w:proofErr w:type="spellEnd"/>
             <w:r>
               <w:rPr>
+                <w:u w:val="none"/>
                 <w:lang w:eastAsia="en-CA"/>
               </w:rPr>
               <w:t>), Ancient Greek (Graecum)</w:t>
@@ -1430,9 +1466,13 @@
           <w:p>
             <w:pPr>
               <w:pStyle w:val="Text"/>
-            </w:pPr>
-            <w:r>
-              <w:rPr>
+              <w:rPr>
+                <w:u w:val="none"/>
+              </w:rPr>
+            </w:pPr>
+            <w:r>
+              <w:rPr>
+                <w:u w:val="none"/>
                 <w:lang w:eastAsia="en-CA"/>
               </w:rPr>
               <w:t>C, C++, C#, HTML, CSS/USS, JavaScript, Unreal Blueprints</w:t>
@@ -1443,6 +1483,9 @@
               <w:pStyle w:val="Text"/>
             </w:pPr>
             <w:r>
+              <w:rPr>
+                <w:u w:val="none"/>
+              </w:rPr>
               <w:t>Teamwork, Empathy, Patience, Learning fast</w:t>
             </w:r>
           </w:p>
@@ -1454,48 +1497,85 @@
           <w:p>
             <w:pPr>
               <w:pStyle w:val="Text"/>
-            </w:pPr>
-            <w:r>
-              <w:t>Receptionist</w:t>
-            </w:r>
-            <w:r>
-              <w:t xml:space="preserve"> and support at </w:t>
-            </w:r>
-            <w:r>
-              <w:t>our family’s Bed and breakfast</w:t>
+              <w:rPr>
+                <w:u w:val="none"/>
+              </w:rPr>
+            </w:pPr>
+            <w:proofErr w:type="spellStart"/>
+            <w:r>
+              <w:rPr>
+                <w:u w:val="none"/>
+              </w:rPr>
+              <w:t>Horsemenship</w:t>
+            </w:r>
+            <w:proofErr w:type="spellEnd"/>
+            <w:r>
+              <w:rPr>
+                <w:u w:val="none"/>
+              </w:rPr>
+              <w:t xml:space="preserve"> I</w:t>
+            </w:r>
+            <w:r>
+              <w:rPr>
+                <w:u w:val="none"/>
+              </w:rPr>
+              <w:t>nstructor</w:t>
             </w:r>
           </w:p>
           <w:p>
             <w:pPr>
               <w:pStyle w:val="Text"/>
-            </w:pPr>
-            <w:r>
-              <w:t>Tutor</w:t>
-            </w:r>
-            <w:r>
-              <w:t xml:space="preserve"> </w:t>
-            </w:r>
-            <w:r>
-              <w:t>(Math, Latin, Greek, German, English, History, Biology, English)</w:t>
+              <w:rPr>
+                <w:u w:val="none"/>
+              </w:rPr>
+            </w:pPr>
+            <w:r>
+              <w:rPr>
+                <w:u w:val="none"/>
+              </w:rPr>
+              <w:t>Receptionist and support at our family’s Bed and breakfast</w:t>
             </w:r>
           </w:p>
           <w:p>
             <w:pPr>
               <w:pStyle w:val="Text"/>
-            </w:pPr>
-            <w:r>
+              <w:rPr>
+                <w:u w:val="none"/>
+              </w:rPr>
+            </w:pPr>
+            <w:r>
+              <w:rPr>
+                <w:u w:val="none"/>
+              </w:rPr>
+              <w:t>Tutor (Math, Latin, Greek, German, English, History, Biology, English)</w:t>
+            </w:r>
+          </w:p>
+          <w:p>
+            <w:pPr>
+              <w:pStyle w:val="Text"/>
+              <w:rPr>
+                <w:u w:val="none"/>
+              </w:rPr>
+            </w:pPr>
+            <w:r>
+              <w:rPr>
+                <w:u w:val="none"/>
+              </w:rPr>
               <w:t>Festivals mini jobs</w:t>
             </w:r>
           </w:p>
           <w:p>
             <w:pPr>
               <w:pStyle w:val="Text"/>
-            </w:pPr>
-            <w:r>
-              <w:t>Carer</w:t>
-            </w:r>
-            <w:r>
-              <w:t xml:space="preserve"> in holiday camps</w:t>
+              <w:rPr>
+                <w:u w:val="none"/>
+              </w:rPr>
+            </w:pPr>
+            <w:r>
+              <w:rPr>
+                <w:u w:val="none"/>
+              </w:rPr>
+              <w:t>Carer in holiday camps</w:t>
             </w:r>
           </w:p>
         </w:tc>
@@ -1504,6 +1584,10 @@
     <w:p>
       <w:pPr>
         <w:pStyle w:val="berschrift"/>
+        <w:rPr>
+          <w:sz w:val="34"/>
+          <w:szCs w:val="34"/>
+        </w:rPr>
       </w:pPr>
       <w:r>
         <w:rPr>
@@ -1513,6 +1597,10 @@
         <w:t xml:space="preserve"> </w:t>
       </w:r>
       <w:r>
+        <w:rPr>
+          <w:sz w:val="34"/>
+          <w:szCs w:val="34"/>
+        </w:rPr>
         <w:t>HOBBIES</w:t>
       </w:r>
     </w:p>
@@ -1531,7 +1619,6 @@
         </w:rPr>
         <w:t xml:space="preserve">Horse riding   </w:t>
       </w:r>
-      <w:proofErr w:type="gramStart"/>
       <w:r>
         <w:rPr>
           <w:rFonts w:ascii="Times New Roman" w:eastAsia="Times New Roman" w:hAnsi="Symbol" w:cs="Times New Roman"/>
@@ -1548,15 +1635,7 @@
           <w:rFonts w:ascii="Abadi" w:hAnsi="Abadi"/>
           <w:lang w:val="en-CA"/>
         </w:rPr>
-        <w:t xml:space="preserve">  Dancing</w:t>
-      </w:r>
-      <w:proofErr w:type="gramEnd"/>
-      <w:r>
-        <w:rPr>
-          <w:rFonts w:ascii="Abadi" w:hAnsi="Abadi"/>
-          <w:lang w:val="en-CA"/>
-        </w:rPr>
-        <w:t xml:space="preserve">   </w:t>
+        <w:t xml:space="preserve">  Dancing   </w:t>
       </w:r>
       <w:r>
         <w:rPr>
@@ -1714,6 +1793,118 @@
 <file path=word/numbering.xml><?xml version="1.0" encoding="utf-8"?>
 <w:numbering xmlns:wpc="http://schemas.microsoft.com/office/word/2010/wordprocessingCanvas" xmlns:cx="http://schemas.microsoft.com/office/drawing/2014/chartex" xmlns:cx1="http://schemas.microsoft.com/office/drawing/2015/9/8/chartex" xmlns:cx2="http://schemas.microsoft.com/office/drawing/2015/10/21/chartex" xmlns:cx3="http://schemas.microsoft.com/office/drawing/2016/5/9/chartex" xmlns:cx4="http://schemas.microsoft.com/office/drawing/2016/5/10/chartex" xmlns:cx5="http://schemas.microsoft.com/office/drawing/2016/5/11/chartex" xmlns:cx6="http://schemas.microsoft.com/office/drawing/2016/5/12/chartex" xmlns:cx7="http://schemas.microsoft.com/office/drawing/2016/5/13/chartex" xmlns:cx8="http://schemas.microsoft.com/office/drawing/2016/5/14/chartex" xmlns:mc="http://schemas.openxmlformats.org/markup-compatibility/2006" xmlns:aink="http://schemas.microsoft.com/office/drawing/2016/ink" xmlns:am3d="http://schemas.microsoft.com/office/drawing/2017/model3d" xmlns:o="urn:schemas-microsoft-com:office:office" xmlns:r="http://schemas.openxmlformats.org/officeDocument/2006/relationships" xmlns:m="http://schemas.openxmlformats.org/officeDocument/2006/math" xmlns:v="urn:schemas-microsoft-com:vml" xmlns:wp14="http://schemas.microsoft.com/office/word/2010/wordprocessingDrawing" xmlns:wp="http://schemas.openxmlformats.org/drawingml/2006/wordprocessingDrawing" xmlns:w10="urn:schemas-microsoft-com:office:word" xmlns:w="http://schemas.openxmlformats.org/wordprocessingml/2006/main" xmlns:w14="http://schemas.microsoft.com/office/word/2010/wordml" xmlns:w15="http://schemas.microsoft.com/office/word/2012/wordml" xmlns:w16cex="http://schemas.microsoft.com/office/word/2018/wordml/cex" xmlns:w16cid="http://schemas.microsoft.com/office/word/2016/wordml/cid" xmlns:w16="http://schemas.microsoft.com/office/word/2018/wordml" xmlns:w16sdtdh="http://schemas.microsoft.com/office/word/2020/wordml/sdtdatahash" xmlns:w16se="http://schemas.microsoft.com/office/word/2015/wordml/symex" xmlns:wpg="http://schemas.microsoft.com/office/word/2010/wordprocessingGroup" xmlns:wpi="http://schemas.microsoft.com/office/word/2010/wordprocessingInk" xmlns:wne="http://schemas.microsoft.com/office/word/2006/wordml" xmlns:wps="http://schemas.microsoft.com/office/word/2010/wordprocessingShape" mc:Ignorable="w14 w15 w16se w16cid w16 w16cex w16sdtdh wp14">
   <w:abstractNum w:abstractNumId="0" w15:restartNumberingAfterBreak="0">
+    <w:nsid w:val="01530A6C"/>
+    <w:multiLevelType w:val="hybridMultilevel"/>
+    <w:tmpl w:val="8806B47C"/>
+    <w:lvl w:ilvl="0" w:tplc="98B4AE5C">
+      <w:numFmt w:val="bullet"/>
+      <w:lvlText w:val="-"/>
+      <w:lvlJc w:val="left"/>
+      <w:pPr>
+        <w:ind w:left="720" w:hanging="360"/>
+      </w:pPr>
+      <w:rPr>
+        <w:rFonts w:ascii="Impact" w:eastAsiaTheme="minorHAnsi" w:hAnsi="Impact" w:cstheme="minorBidi" w:hint="default"/>
+      </w:rPr>
+    </w:lvl>
+    <w:lvl w:ilvl="1" w:tplc="04070003" w:tentative="1">
+      <w:start w:val="1"/>
+      <w:numFmt w:val="bullet"/>
+      <w:lvlText w:val="o"/>
+      <w:lvlJc w:val="left"/>
+      <w:pPr>
+        <w:ind w:left="1440" w:hanging="360"/>
+      </w:pPr>
+      <w:rPr>
+        <w:rFonts w:ascii="Courier New" w:hAnsi="Courier New" w:cs="Courier New" w:hint="default"/>
+      </w:rPr>
+    </w:lvl>
+    <w:lvl w:ilvl="2" w:tplc="04070005" w:tentative="1">
+      <w:start w:val="1"/>
+      <w:numFmt w:val="bullet"/>
+      <w:lvlText w:val=""/>
+      <w:lvlJc w:val="left"/>
+      <w:pPr>
+        <w:ind w:left="2160" w:hanging="360"/>
+      </w:pPr>
+      <w:rPr>
+        <w:rFonts w:ascii="Wingdings" w:hAnsi="Wingdings" w:hint="default"/>
+      </w:rPr>
+    </w:lvl>
+    <w:lvl w:ilvl="3" w:tplc="04070001" w:tentative="1">
+      <w:start w:val="1"/>
+      <w:numFmt w:val="bullet"/>
+      <w:lvlText w:val=""/>
+      <w:lvlJc w:val="left"/>
+      <w:pPr>
+        <w:ind w:left="2880" w:hanging="360"/>
+      </w:pPr>
+      <w:rPr>
+        <w:rFonts w:ascii="Symbol" w:hAnsi="Symbol" w:hint="default"/>
+      </w:rPr>
+    </w:lvl>
+    <w:lvl w:ilvl="4" w:tplc="04070003" w:tentative="1">
+      <w:start w:val="1"/>
+      <w:numFmt w:val="bullet"/>
+      <w:lvlText w:val="o"/>
+      <w:lvlJc w:val="left"/>
+      <w:pPr>
+        <w:ind w:left="3600" w:hanging="360"/>
+      </w:pPr>
+      <w:rPr>
+        <w:rFonts w:ascii="Courier New" w:hAnsi="Courier New" w:cs="Courier New" w:hint="default"/>
+      </w:rPr>
+    </w:lvl>
+    <w:lvl w:ilvl="5" w:tplc="04070005" w:tentative="1">
+      <w:start w:val="1"/>
+      <w:numFmt w:val="bullet"/>
+      <w:lvlText w:val=""/>
+      <w:lvlJc w:val="left"/>
+      <w:pPr>
+        <w:ind w:left="4320" w:hanging="360"/>
+      </w:pPr>
+      <w:rPr>
+        <w:rFonts w:ascii="Wingdings" w:hAnsi="Wingdings" w:hint="default"/>
+      </w:rPr>
+    </w:lvl>
+    <w:lvl w:ilvl="6" w:tplc="04070001" w:tentative="1">
+      <w:start w:val="1"/>
+      <w:numFmt w:val="bullet"/>
+      <w:lvlText w:val=""/>
+      <w:lvlJc w:val="left"/>
+      <w:pPr>
+        <w:ind w:left="5040" w:hanging="360"/>
+      </w:pPr>
+      <w:rPr>
+        <w:rFonts w:ascii="Symbol" w:hAnsi="Symbol" w:hint="default"/>
+      </w:rPr>
+    </w:lvl>
+    <w:lvl w:ilvl="7" w:tplc="04070003" w:tentative="1">
+      <w:start w:val="1"/>
+      <w:numFmt w:val="bullet"/>
+      <w:lvlText w:val="o"/>
+      <w:lvlJc w:val="left"/>
+      <w:pPr>
+        <w:ind w:left="5760" w:hanging="360"/>
+      </w:pPr>
+      <w:rPr>
+        <w:rFonts w:ascii="Courier New" w:hAnsi="Courier New" w:cs="Courier New" w:hint="default"/>
+      </w:rPr>
+    </w:lvl>
+    <w:lvl w:ilvl="8" w:tplc="04070005" w:tentative="1">
+      <w:start w:val="1"/>
+      <w:numFmt w:val="bullet"/>
+      <w:lvlText w:val=""/>
+      <w:lvlJc w:val="left"/>
+      <w:pPr>
+        <w:ind w:left="6480" w:hanging="360"/>
+      </w:pPr>
+      <w:rPr>
+        <w:rFonts w:ascii="Wingdings" w:hAnsi="Wingdings" w:hint="default"/>
+      </w:rPr>
+    </w:lvl>
+  </w:abstractNum>
+  <w:abstractNum w:abstractNumId="1" w15:restartNumberingAfterBreak="0">
     <w:nsid w:val="271A56F8"/>
     <w:multiLevelType w:val="hybridMultilevel"/>
     <w:tmpl w:val="022463FE"/>
@@ -1828,6 +2019,9 @@
     </w:lvl>
   </w:abstractNum>
   <w:num w:numId="1">
+    <w:abstractNumId w:val="1"/>
+  </w:num>
+  <w:num w:numId="2">
     <w:abstractNumId w:val="0"/>
   </w:num>
 </w:numbering>
